--- a/por/docx/003.content.docx
+++ b/por/docx/003.content.docx
@@ -150,26 +150,6 @@
           <w:lang w:val="pt_PT" w:bidi="pt_PT"/>
         </w:rPr>
         <w:t>A</w:t>
-      </w:r>
-      <w:r>
-        <w:rPr>
-          <w:lang w:val="pt_PT" w:bidi="pt_PT"/>
-        </w:rPr>
-      </w:r>
-    </w:p>
-    <w:p>
-      <w:pPr/>
-      <w:r>
-        <w:rPr>
-          <w:lang w:val="pt_PT" w:bidi="pt_PT"/>
-        </w:rPr>
-      </w:r>
-      <w:r>
-        <w:rPr>
-          <w:i/>
-          <w:lang w:val="pt_PT" w:bidi="pt_PT"/>
-        </w:rPr>
-        <w:t>A adoração de anjos, A aliança de Deus com Abraão, A aliança de Deus com os reis de Israel, A arca da aliança, A bênção sacerdotal, A confiança de Neemias em Deus, A criação, A cruz e a Páscoa, A escolha da vida ou da morte, A fidelidade de Deus para com o seu povo, A geografia de Israel como teologia, A glória de Deus, A glória de Deus junto ao seu povo, A graça de Deus, A história do Êxodo, A Igreja, A Igreja como templo de Deus, A Igreja como um corpo vivo e ativo, A inocência de Jó, A ira de Deus, A lei e o Espírito, A mensagem da reconciliação, A mensagem das boas-novas, A noite final de Jesus, A nova aliança, A nova comunidade, A nova ordem, A nuvem e o fogo, A Palavra, A palavra de Deus no centro, A palavra escrita, A Páscoa, A pedra que os construtores rejeitaram, A presença de Deus nos Salmos, A presença do Espírito, A presença do Espírito Santo, A promessa da dinastia, A promessa de nova vida, A promessa de um segundo Êxodo, A razão do exílio, A ressurreição de Jesus, A ressurreição dos mortos, A sabedoria de Salomão, A santidade do povo de Deus, A serpente de bronze, A singularidade de Deus, A soberania de Deus, A superioridade do Filho, A terra, A tristeza de Deus sobre a apostasia, A vida antiga e a vida nova, A vinda do Espírito de Deus, A vinda do reino de Deus, A vinda do Senhor como juiz, Adoração em Jerusalém, Adoração no templo, Adoração pura, Água viva, Alegria cristã, Aliança de Deus com Davi, Aliança de Deus com Noé, Alianças de Deus, Altares, Amando os outros, Amor na comunidade de Cristo, Anjos, Antepassados de Jesus, Apostasia, Apostasia e renovação, Apreciando os presentes de Deus, As bênçãos de Jesus, As cidades de refúgio, As limitações da lei, As pragas, As últimas coisas e os tessalonicenses, Ascensão de Jesus, Atos de fala, Atos simbólicos proféticos</w:t>
       </w:r>
       <w:r>
         <w:rPr>

--- a/por/docx/003.content.docx
+++ b/por/docx/003.content.docx
@@ -19,7 +19,7 @@
         <w:rPr>
           <w:lang w:val="pt_PT" w:bidi="pt_PT"/>
         </w:rPr>
-        <w:t>Resource: Study Notes - Themes (Tyndale)</w:t>
+        <w:t>Resource: Tyndale Open Study Notes</w:t>
       </w:r>
       <w:r>
         <w:rPr>
@@ -112,7 +112,7 @@
         <w:rPr>
           <w:lang w:val="pt_PT" w:bidi="pt_PT"/>
         </w:rPr>
-        <w:t>Study Notes - Themes (Tyndale)</w:t>
+        <w:t>Tyndale Open Study Notes</w:t>
       </w:r>
     </w:p>
     <w:p>

--- a/por/docx/003.content.docx
+++ b/por/docx/003.content.docx
@@ -19,7 +19,7 @@
         <w:rPr>
           <w:lang w:val="pt_PT" w:bidi="pt_PT"/>
         </w:rPr>
-        <w:t>Resource: Tyndale Open Study Notes</w:t>
+        <w:t>Resource: Aquifer Open Study Notes (Themes)</w:t>
       </w:r>
       <w:r>
         <w:rPr>
@@ -112,7 +112,7 @@
         <w:rPr>
           <w:lang w:val="pt_PT" w:bidi="pt_PT"/>
         </w:rPr>
-        <w:t>Tyndale Open Study Notes</w:t>
+        <w:t>Aquifer Open Study Notes (Themes)</w:t>
       </w:r>
     </w:p>
     <w:p>
